--- a/DFT_paper_revision/USER_19OCT_FIGFIX/6_Supporting_Information.docx
+++ b/DFT_paper_revision/USER_19OCT_FIGFIX/6_Supporting_Information.docx
@@ -11859,7 +11859,7 @@
           <w:bCs/>
           <w:b/>
         </w:rPr>
-        <w:t xml:space="preserve">Table S10. Input settings by run family, as recorded in the run log and in the input templates supplied for this revision.</w:t>
+        <w:t xml:space="preserve">Table S10. Input settings by run family, as recorded in the run log and in the input templates used for these runs.</w:t>
       </w:r>
       <w:r>
         <w:t xml:space="preserve"> </w:t>
@@ -12692,7 +12692,7 @@
           <w:iCs/>
           <w:i/>
         </w:rPr>
-        <w:t xml:space="preserve">and the revision runs 47–73 used 0.01 Ry except the smearing tests (runs 49–52, and 74–77 at 0.002 Ry).</w:t>
+        <w:t xml:space="preserve">and runs 47–73 used 0.01 Ry except the smearing tests (runs 49–52, and 74–77 at 0.002 Ry).</w:t>
       </w:r>
       <w:r>
         <w:rPr>

--- a/DFT_paper_revision/USER_19OCT_FIGFIX/6_Supporting_Information.docx
+++ b/DFT_paper_revision/USER_19OCT_FIGFIX/6_Supporting_Information.docx
@@ -6032,7 +6032,7 @@
               <w:jc w:val="left"/>
             </w:pPr>
             <w:r>
-              <w:t xml:space="preserve">Revision calculations, runs 47–73 (27 runs, 14–15 Oct 2026) and 74–77 (17 Oct 2026; 4.6 h and 9.4 h for the two Pr relaxations)</w:t>
+              <w:t xml:space="preserve">Convergence and robustness calculations (Section 2.8(viii) of the main text), runs 47–73 (27 runs, 14–15 Oct 2026), and magnetic Pr relaxations, runs 74–77 (17 Oct 2026; 4.6 h and 9.4 h for the two Pr relaxations)</w:t>
             </w:r>
           </w:p>
         </w:tc>
@@ -11947,150 +11947,156 @@
             <w:r>
               <w:t xml:space="preserve">degauss (Ry)</w:t>
             </w:r>
-          </w:p>
-        </w:tc>
-        <w:tc>
-          <w:tcPr/>
-          <w:p>
-            <w:pPr>
-              <w:pStyle w:val="Compact"/>
-              <w:jc w:val="left"/>
-            </w:pPr>
-            <w:r>
-              <w:t xml:space="preserve">starting_magnetization</w:t>
-            </w:r>
-          </w:p>
-        </w:tc>
-        <w:tc>
-          <w:tcPr/>
-          <w:p>
-            <w:pPr>
-              <w:pStyle w:val="Compact"/>
-              <w:jc w:val="left"/>
-            </w:pPr>
-            <w:r>
-              <w:t xml:space="preserve">Other settings</w:t>
-            </w:r>
-          </w:p>
-        </w:tc>
-        <w:tc>
-          <w:tcPr/>
-          <w:p>
-            <w:pPr>
-              <w:pStyle w:val="Compact"/>
-              <w:jc w:val="left"/>
-            </w:pPr>
-            <w:r>
-              <w:t xml:space="preserve">Source</w:t>
-            </w:r>
-          </w:p>
-        </w:tc>
-      </w:tr>
-      <w:tr>
-        <w:tc>
-          <w:tcPr/>
-          <w:p>
-            <w:pPr>
-              <w:pStyle w:val="Compact"/>
-              <w:jc w:val="left"/>
-            </w:pPr>
-            <w:r>
-              <w:t xml:space="preserve">Production relaxations (3–6)</w:t>
-            </w:r>
-          </w:p>
-        </w:tc>
-        <w:tc>
-          <w:tcPr/>
-          <w:p>
-            <w:pPr>
-              <w:pStyle w:val="Compact"/>
-              <w:jc w:val="left"/>
-            </w:pPr>
-            <w:r>
-              <w:t xml:space="preserve">relax (BFGS; forc_conv_thr 0.005 Ry/Bohr for Pr_perfect and Rb_perfect, 0.001 for Pr_VO and Rb_VO; etot_conv_thr not set)</w:t>
-            </w:r>
-          </w:p>
-        </w:tc>
-        <w:tc>
-          <w:tcPr/>
-          <w:p>
-            <w:pPr>
-              <w:pStyle w:val="Compact"/>
-              <w:jc w:val="left"/>
-            </w:pPr>
-            <w:r>
-              <w:t xml:space="preserve">0.01</w:t>
-            </w:r>
-          </w:p>
-        </w:tc>
-        <w:tc>
-          <w:tcPr/>
-          <w:p>
-            <w:pPr>
-              <w:pStyle w:val="Compact"/>
-              <w:jc w:val="left"/>
-            </w:pPr>
-            <w:r>
-              <w:t xml:space="preserve">0 on all species (run log)</w:t>
-            </w:r>
-          </w:p>
-        </w:tc>
-        <w:tc>
-          <w:tcPr/>
-          <w:p>
-            <w:pPr>
-              <w:pStyle w:val="Compact"/>
-              <w:jc w:val="left"/>
-            </w:pPr>
-            <w:r>
-              <w:t xml:space="preserve">mixing_beta 0.1, bfgs_ndim 3</w:t>
-            </w:r>
-          </w:p>
-        </w:tc>
-        <w:tc>
-          <w:tcPr/>
-          <w:p>
-            <w:pPr>
-              <w:pStyle w:val="Compact"/>
-              <w:jc w:val="left"/>
-            </w:pPr>
-            <w:r>
-              <w:t xml:space="preserve">production inputs</w:t>
-            </w:r>
-          </w:p>
-        </w:tc>
-      </w:tr>
-      <w:tr>
-        <w:tc>
-          <w:tcPr/>
-          <w:p>
-            <w:pPr>
-              <w:pStyle w:val="Compact"/>
-              <w:jc w:val="left"/>
-            </w:pPr>
-            <w:r>
-              <w:t xml:space="preserve">Pristine_perfect (1)</w:t>
-            </w:r>
-          </w:p>
-        </w:tc>
-        <w:tc>
-          <w:tcPr/>
-          <w:p>
-            <w:pPr>
-              <w:pStyle w:val="Compact"/>
-              <w:jc w:val="left"/>
-            </w:pPr>
-            <w:r>
-              <w:t xml:space="preserve">scf (single point on unrelaxed positions)</w:t>
-            </w:r>
-            <w:r>
-              <w:t xml:space="preserve"> </w:t>
-            </w:r>
             <w:r>
               <w:rPr>
                 <w:vertAlign w:val="superscript"/>
               </w:rPr>
-              <w:t xml:space="preserve">d</w:t>
+              <w:t>a</w:t>
+            </w:r>
+          </w:p>
+        </w:tc>
+        <w:tc>
+          <w:tcPr/>
+          <w:p>
+            <w:pPr>
+              <w:pStyle w:val="Compact"/>
+              <w:jc w:val="left"/>
+            </w:pPr>
+            <w:r>
+              <w:t xml:space="preserve">starting_magnetization</w:t>
+            </w:r>
+          </w:p>
+        </w:tc>
+        <w:tc>
+          <w:tcPr/>
+          <w:p>
+            <w:pPr>
+              <w:pStyle w:val="Compact"/>
+              <w:jc w:val="left"/>
+            </w:pPr>
+            <w:r>
+              <w:t xml:space="preserve">Other settings</w:t>
+            </w:r>
+          </w:p>
+        </w:tc>
+        <w:tc>
+          <w:tcPr/>
+          <w:p>
+            <w:pPr>
+              <w:pStyle w:val="Compact"/>
+              <w:jc w:val="left"/>
+            </w:pPr>
+            <w:r>
+              <w:t xml:space="preserve">Source</w:t>
+            </w:r>
+          </w:p>
+        </w:tc>
+      </w:tr>
+      <w:tr>
+        <w:tc>
+          <w:tcPr/>
+          <w:p>
+            <w:pPr>
+              <w:pStyle w:val="Compact"/>
+              <w:jc w:val="left"/>
+            </w:pPr>
+            <w:r>
+              <w:t xml:space="preserve">Production relaxations (3–6)</w:t>
+            </w:r>
+          </w:p>
+        </w:tc>
+        <w:tc>
+          <w:tcPr/>
+          <w:p>
+            <w:pPr>
+              <w:pStyle w:val="Compact"/>
+              <w:jc w:val="left"/>
+            </w:pPr>
+            <w:r>
+              <w:t xml:space="preserve">relax (BFGS; forc_conv_thr 0.005 Ry/Bohr for Pr_perfect and Rb_perfect, 0.001 for Pr_VO and Rb_VO; etot_conv_thr not set)</w:t>
+            </w:r>
+          </w:p>
+        </w:tc>
+        <w:tc>
+          <w:tcPr/>
+          <w:p>
+            <w:pPr>
+              <w:pStyle w:val="Compact"/>
+              <w:jc w:val="left"/>
+            </w:pPr>
+            <w:r>
+              <w:t xml:space="preserve">0.01</w:t>
+            </w:r>
+          </w:p>
+        </w:tc>
+        <w:tc>
+          <w:tcPr/>
+          <w:p>
+            <w:pPr>
+              <w:pStyle w:val="Compact"/>
+              <w:jc w:val="left"/>
+            </w:pPr>
+            <w:r>
+              <w:t xml:space="preserve">0 on all species (run log)</w:t>
+            </w:r>
+          </w:p>
+        </w:tc>
+        <w:tc>
+          <w:tcPr/>
+          <w:p>
+            <w:pPr>
+              <w:pStyle w:val="Compact"/>
+              <w:jc w:val="left"/>
+            </w:pPr>
+            <w:r>
+              <w:t xml:space="preserve">mixing_beta 0.1, bfgs_ndim 3</w:t>
+            </w:r>
+          </w:p>
+        </w:tc>
+        <w:tc>
+          <w:tcPr/>
+          <w:p>
+            <w:pPr>
+              <w:pStyle w:val="Compact"/>
+              <w:jc w:val="left"/>
+            </w:pPr>
+            <w:r>
+              <w:t xml:space="preserve">production inputs</w:t>
+            </w:r>
+          </w:p>
+        </w:tc>
+      </w:tr>
+      <w:tr>
+        <w:tc>
+          <w:tcPr/>
+          <w:p>
+            <w:pPr>
+              <w:pStyle w:val="Compact"/>
+              <w:jc w:val="left"/>
+            </w:pPr>
+            <w:r>
+              <w:t xml:space="preserve">Pristine_perfect (1)</w:t>
+            </w:r>
+          </w:p>
+        </w:tc>
+        <w:tc>
+          <w:tcPr/>
+          <w:p>
+            <w:pPr>
+              <w:pStyle w:val="Compact"/>
+              <w:jc w:val="left"/>
+            </w:pPr>
+            <w:r>
+              <w:t xml:space="preserve">scf (single point on unrelaxed positions)</w:t>
+            </w:r>
+            <w:r>
+              <w:t xml:space="preserve"> </w:t>
+            </w:r>
+            <w:r>
+              <w:rPr>
+                <w:vertAlign w:val="superscript"/>
+              </w:rPr>
+              <w:t xml:space="preserve">b</w:t>
             </w:r>
           </w:p>
         </w:tc>
@@ -12678,7 +12684,7 @@
           <w:iCs/>
           <w:i/>
         </w:rPr>
-        <w:t xml:space="preserve">c</w:t>
+        <w:t xml:space="preserve">a</w:t>
       </w:r>
       <w:r>
         <w:rPr>
@@ -12707,7 +12713,7 @@
           <w:iCs/>
           <w:i/>
         </w:rPr>
-        <w:t xml:space="preserve">d</w:t>
+        <w:t xml:space="preserve">b</w:t>
       </w:r>
       <w:r>
         <w:rPr>

--- a/DFT_paper_revision/USER_19OCT_FIGFIX/6_Supporting_Information.docx
+++ b/DFT_paper_revision/USER_19OCT_FIGFIX/6_Supporting_Information.docx
@@ -525,7 +525,7 @@
           <w:iCs/>
           <w:i/>
         </w:rPr>
-        <w:t xml:space="preserve">Figure S1. Löwdin spin polarisation of every atom of the Rb_VO cell against its minimum-image distance from Rb (projwfc.x, 2×2×2 non-self-consistent run on the relaxed cell). Orange circles: O; blue squares: Ti; green diamond: Rb. Symmetry-equivalent pairs (identical distance and moment) are labelled together.</w:t>
+        <w:t xml:space="preserve">Figure S1. Löwdin spin polarisation of every atom of the Rb_VO cell against its minimum-image distance from Rb (projwfc.x, 2×2×2 non-self-consistent run on the relaxed cell). Red circles: O; blue squares: Ti; green diamond: Rb. Symmetry-equivalent pairs (identical distance and moment) are labelled together.</w:t>
       </w:r>
     </w:p>
     <w:p>
@@ -656,7 +656,7 @@
           <w:iCs/>
           <w:i/>
         </w:rPr>
-        <w:t xml:space="preserve">Figure S2. Projected densities of states of (a) Pr_VO and (b) Rb_VO without spin decomposition (same runs and settings as Figure 4). Filled blue: Ti-3d; orange: O-2p; green: Pr-5d ×5 (Pr_VO only); grey: total.</w:t>
+        <w:t xml:space="preserve">Figure S2. Projected densities of states of (a) Pr_VO and (b) Rb_VO without spin decomposition (same runs and settings as Figure 4). Filled blue: Ti-3d; red: O-2p; orange (dashed): Pr-5d ×5 (Pr_VO only); grey: total.</w:t>
       </w:r>
     </w:p>
     <w:bookmarkEnd w:id="27"/>

--- a/DFT_paper_revision/USER_19OCT_FIGFIX/6_Supporting_Information.docx
+++ b/DFT_paper_revision/USER_19OCT_FIGFIX/6_Supporting_Information.docx
@@ -525,7 +525,7 @@
           <w:iCs/>
           <w:i/>
         </w:rPr>
-        <w:t xml:space="preserve">Figure S1. Löwdin spin polarisation of every atom of the Rb_VO cell against its minimum-image distance from Rb (projwfc.x, 2×2×2 non-self-consistent run on the relaxed cell). Red circles: O; blue squares: Ti; green diamond: Rb. Symmetry-equivalent pairs (identical distance and moment) are labelled together.</w:t>
+        <w:t xml:space="preserve">Figure S1. Löwdin spin polarisation of every atom of the Rb_VO cell against its minimum-image distance from Rb (projwfc.x, 2×2×2 non-self-consistent run on the relaxed cell). Red circles: O; blue squares: Ti; green diamond: Rb. The largest moment, +0.59 μB, is on O8 at 2.56 Å from Rb; the symmetry-equivalent O6 and O17 (3.26 Å) carry +0.11 μB each, and Ti4 and Ti15 −0.03 μB each. The site moments sum to +1.01 μB (sum of magnitudes 1.24 μB).</w:t>
       </w:r>
     </w:p>
     <w:p>
@@ -656,7 +656,7 @@
           <w:iCs/>
           <w:i/>
         </w:rPr>
-        <w:t xml:space="preserve">Figure S2. Projected densities of states of (a) Pr_VO and (b) Rb_VO without spin decomposition (same runs and settings as Figure 4). Filled blue: Ti-3d; red: O-2p; orange (dashed): Pr-5d ×5 (Pr_VO only); grey: total.</w:t>
+        <w:t xml:space="preserve">Figure S2. Projected densities of states of (a) Pr_VO and (b) Rb_VO without spin decomposition (same runs and settings as Figure 4; Fermi energies 10.31 eV for Pr_VO and 7.14 eV for Rb_VO). Filled blue: Ti-3d; red: O-2p; orange (dashed): Pr-5d ×5 (Pr_VO only); grey: total.</w:t>
       </w:r>
     </w:p>
     <w:bookmarkEnd w:id="27"/>

--- a/DFT_paper_revision/USER_19OCT_FIGFIX/6_Supporting_Information.docx
+++ b/DFT_paper_revision/USER_19OCT_FIGFIX/6_Supporting_Information.docx
@@ -483,7 +483,7 @@
               <a:graphicData uri="http://schemas.openxmlformats.org/drawingml/2006/picture">
                 <pic:pic>
                   <pic:nvPicPr>
-                    <pic:cNvPr descr="../figures/FigS1_Lowdin_RbVO_v4.png" id="23" name="Picture"/>
+                    <pic:cNvPr descr="Figure S1. Löwdin spin polarisation of every atom of Rb_VO against distance from Rb" id="23" name="Picture"/>
                     <pic:cNvPicPr>
                       <a:picLocks noChangeArrowheads="1" noChangeAspect="1"/>
                     </pic:cNvPicPr>
@@ -614,7 +614,7 @@
               <a:graphicData uri="http://schemas.openxmlformats.org/drawingml/2006/picture">
                 <pic:pic>
                   <pic:nvPicPr>
-                    <pic:cNvPr descr="../figures/FigS2_PDOS_spin_summed_v4.png" id="26" name="Picture"/>
+                    <pic:cNvPr descr="Figure S2. Projected densities of states of Pr_VO and Rb_VO without spin decomposition" id="26" name="Picture"/>
                     <pic:cNvPicPr>
                       <a:picLocks noChangeArrowheads="1" noChangeAspect="1"/>
                     </pic:cNvPicPr>
@@ -656,7 +656,7 @@
           <w:iCs/>
           <w:i/>
         </w:rPr>
-        <w:t xml:space="preserve">Figure S2. Projected densities of states of (a) Pr_VO and (b) Rb_VO without spin decomposition (same runs and settings as Figure 4; Fermi energies 10.31 eV for Pr_VO and 7.14 eV for Rb_VO). Filled blue: Ti-3d; red: O-2p; orange (dashed): Pr-5d ×5 (Pr_VO only); grey: total.</w:t>
+        <w:t xml:space="preserve">Figure S2. Projected densities of states of (a) Pr_VO and (b) Rb_VO without spin decomposition (same runs and settings as Figure 4; energies relative to each cell’s Fermi level, 10.31 eV for Pr_VO and 7.14 eV for Rb_VO, marked by the dashed vertical line). Filled blue: Ti-3d; red: O-2p; orange (dashed): Pr-5d ×5 (Pr_VO only); grey: total.</w:t>
       </w:r>
     </w:p>
     <w:bookmarkEnd w:id="27"/>
